--- a/Accountability-App-Terms-and-Conditions.docx
+++ b/Accountability-App-Terms-and-Conditions.docx
@@ -98,7 +98,7 @@
           <w:sz w:val="21"/>
           <w:szCs w:val="21"/>
         </w:rPr>
-        <w:t xml:space="preserve">These Terms &amp; Conditions ("Terms") form a binding agreement between you and Leadership Flow ("we", "us", "our"), the provider of the Accountability App (the "App" or "Service"). By creating an account, accessing, or using the Service, you agree to be bound by these Terms and by our Privacy Policy, which is incorporated by reference.</w:t>
+        <w:t xml:space="preserve">These Terms &amp; Conditions ("Terms") form a binding agreement between you and Leadership Flow Technologies, LLC ("we", "us", "our"), the provider of the Accountability App (the "App" or "Service"). By creating an account, accessing, or using the Service, you agree to be bound by these Terms and by our Privacy Policy, which is incorporated by reference.</w:t>
       </w:r>
     </w:p>
     <w:p>
@@ -434,7 +434,7 @@
           <w:sz w:val="21"/>
           <w:szCs w:val="21"/>
         </w:rPr>
-        <w:t xml:space="preserve">The Service, including its software, design, branding, the "five leadership pillars" framework, methodology, text, graphics, and all related intellectual property, is owned by Leadership Flow or its licensors and is protected by law. We grant you a limited, revocable, non-transferable, non-exclusive license to access and use the Service for its intended purpose. No rights are granted except as expressly stated in these Terms.</w:t>
+        <w:t xml:space="preserve">The Service, including its software, design, branding, the "five leadership pillars" framework, methodology, text, graphics, and all related intellectual property, is owned by Leadership Flow Technologies, LLC or its licensors and is protected by law. We grant you a limited, revocable, non-transferable, non-exclusive license to access and use the Service for its intended purpose. No rights are granted except as expressly stated in these Terms.</w:t>
       </w:r>
     </w:p>
     <w:p>
@@ -612,7 +612,7 @@
           <w:sz w:val="21"/>
           <w:szCs w:val="21"/>
         </w:rPr>
-        <w:t xml:space="preserve">You agree to indemnify and hold harmless Leadership Flow and its officers, employees, and agents from any claims, damages, liabilities, and expenses (including reasonable legal fees) arising from your User Content, your use of the Service, or your violation of these Terms or of applicable law.</w:t>
+        <w:t xml:space="preserve">You agree to indemnify and hold harmless Leadership Flow Technologies, LLC and its officers, employees, and agents from any claims, damages, liabilities, and expenses (including reasonable legal fees) arising from your User Content, your use of the Service, or your violation of these Terms or of applicable law.</w:t>
       </w:r>
     </w:p>
     <w:p>
@@ -718,7 +718,7 @@
           <w:sz w:val="18"/>
           <w:szCs w:val="18"/>
         </w:rPr>
-        <w:t xml:space="preserve">Leadership Flow  ·  https://www.accountability-app.com  ·  hectorg@accountability-app.com</w:t>
+        <w:t xml:space="preserve">Leadership Flow Technologies, LLC  ·  https://www.accountability-app.com  ·  hectorg@accountability-app.com</w:t>
       </w:r>
     </w:p>
     <w:sectPr>
